--- a/Laporan/Laporan_Quiz1_Arya_TI1B.docx
+++ b/Laporan/Laporan_Quiz1_Arya_TI1B.docx
@@ -57,7 +57,16 @@
           <w:sz w:val="26"/>
           <w:szCs w:val="26"/>
         </w:rPr>
-        <w:t>Quiz 1</w:t>
+        <w:t xml:space="preserve">Quiz </w:t>
+      </w:r>
+      <w:r>
+        <w:rPr>
+          <w:b/>
+          <w:bCs/>
+          <w:sz w:val="26"/>
+          <w:szCs w:val="26"/>
+        </w:rPr>
+        <w:t>2</w:t>
       </w:r>
     </w:p>
     <w:p>
@@ -724,7 +733,7 @@
                 <w:sz w:val="20"/>
                 <w:szCs w:val="20"/>
               </w:rPr>
-              <w:t>uiz1;</w:t>
+              <w:t>uis2;</w:t>
             </w:r>
           </w:p>
           <w:p>
@@ -831,7 +840,31 @@
                 <w:sz w:val="20"/>
                 <w:szCs w:val="20"/>
               </w:rPr>
-              <w:t>public class ParkirMotor06 {</w:t>
+              <w:t xml:space="preserve">public class </w:t>
+            </w:r>
+            <w:proofErr w:type="spellStart"/>
+            <w:r>
+              <w:rPr>
+                <w:rFonts w:ascii="Courier New" w:eastAsia="Courier New" w:hAnsi="Courier New" w:cs="Courier New"/>
+                <w:i/>
+                <w:iCs/>
+                <w:color w:val="808080"/>
+                <w:sz w:val="20"/>
+                <w:szCs w:val="20"/>
+              </w:rPr>
+              <w:t>JenisSegitiga</w:t>
+            </w:r>
+            <w:proofErr w:type="spellEnd"/>
+            <w:r>
+              <w:rPr>
+                <w:rFonts w:ascii="Courier New" w:eastAsia="Courier New" w:hAnsi="Courier New" w:cs="Courier New"/>
+                <w:i/>
+                <w:iCs/>
+                <w:color w:val="808080"/>
+                <w:sz w:val="20"/>
+                <w:szCs w:val="20"/>
+              </w:rPr>
+              <w:t xml:space="preserve"> {</w:t>
             </w:r>
           </w:p>
           <w:p>
@@ -1020,7 +1053,7 @@
                 <w:sz w:val="20"/>
                 <w:szCs w:val="20"/>
               </w:rPr>
-              <w:t>System.out.println</w:t>
+              <w:t>System.out.print</w:t>
             </w:r>
             <w:proofErr w:type="spellEnd"/>
             <w:r>
@@ -1032,51 +1065,392 @@
                 <w:sz w:val="20"/>
                 <w:szCs w:val="20"/>
               </w:rPr>
-              <w:t>("</w:t>
-            </w:r>
-            <w:r>
-              <w:rPr>
-                <w:rFonts w:ascii="Courier New" w:eastAsia="Courier New" w:hAnsi="Courier New" w:cs="Courier New"/>
-                <w:i/>
-                <w:iCs/>
-                <w:color w:val="808080"/>
-                <w:sz w:val="20"/>
-                <w:szCs w:val="20"/>
-              </w:rPr>
-              <w:t xml:space="preserve">====== </w:t>
-            </w:r>
-            <w:r>
-              <w:rPr>
-                <w:rFonts w:ascii="Courier New" w:eastAsia="Courier New" w:hAnsi="Courier New" w:cs="Courier New"/>
-                <w:i/>
-                <w:iCs/>
-                <w:color w:val="808080"/>
-                <w:sz w:val="20"/>
-                <w:szCs w:val="20"/>
-              </w:rPr>
-              <w:t xml:space="preserve">PARKIR MOTOR KAMPUS </w:t>
-            </w:r>
-            <w:r>
-              <w:rPr>
-                <w:rFonts w:ascii="Courier New" w:eastAsia="Courier New" w:hAnsi="Courier New" w:cs="Courier New"/>
-                <w:i/>
-                <w:iCs/>
-                <w:color w:val="808080"/>
-                <w:sz w:val="20"/>
-                <w:szCs w:val="20"/>
-              </w:rPr>
-              <w:t>======</w:t>
-            </w:r>
-            <w:r>
-              <w:rPr>
-                <w:rFonts w:ascii="Courier New" w:eastAsia="Courier New" w:hAnsi="Courier New" w:cs="Courier New"/>
-                <w:i/>
-                <w:iCs/>
-                <w:color w:val="808080"/>
-                <w:sz w:val="20"/>
-                <w:szCs w:val="20"/>
-              </w:rPr>
-              <w:t>");</w:t>
+              <w:t xml:space="preserve">("Masukkan </w:t>
+            </w:r>
+            <w:proofErr w:type="spellStart"/>
+            <w:r>
+              <w:rPr>
+                <w:rFonts w:ascii="Courier New" w:eastAsia="Courier New" w:hAnsi="Courier New" w:cs="Courier New"/>
+                <w:i/>
+                <w:iCs/>
+                <w:color w:val="808080"/>
+                <w:sz w:val="20"/>
+                <w:szCs w:val="20"/>
+              </w:rPr>
+              <w:t>besaran</w:t>
+            </w:r>
+            <w:proofErr w:type="spellEnd"/>
+            <w:r>
+              <w:rPr>
+                <w:rFonts w:ascii="Courier New" w:eastAsia="Courier New" w:hAnsi="Courier New" w:cs="Courier New"/>
+                <w:i/>
+                <w:iCs/>
+                <w:color w:val="808080"/>
+                <w:sz w:val="20"/>
+                <w:szCs w:val="20"/>
+              </w:rPr>
+              <w:t xml:space="preserve"> </w:t>
+            </w:r>
+            <w:proofErr w:type="spellStart"/>
+            <w:r>
+              <w:rPr>
+                <w:rFonts w:ascii="Courier New" w:eastAsia="Courier New" w:hAnsi="Courier New" w:cs="Courier New"/>
+                <w:i/>
+                <w:iCs/>
+                <w:color w:val="808080"/>
+                <w:sz w:val="20"/>
+                <w:szCs w:val="20"/>
+              </w:rPr>
+              <w:t>sudut</w:t>
+            </w:r>
+            <w:proofErr w:type="spellEnd"/>
+            <w:r>
+              <w:rPr>
+                <w:rFonts w:ascii="Courier New" w:eastAsia="Courier New" w:hAnsi="Courier New" w:cs="Courier New"/>
+                <w:i/>
+                <w:iCs/>
+                <w:color w:val="808080"/>
+                <w:sz w:val="20"/>
+                <w:szCs w:val="20"/>
+              </w:rPr>
+              <w:t xml:space="preserve"> 1: ");</w:t>
+            </w:r>
+          </w:p>
+          <w:p>
+            <w:pPr>
+              <w:rPr>
+                <w:rFonts w:ascii="Courier New" w:eastAsia="Courier New" w:hAnsi="Courier New" w:cs="Courier New"/>
+                <w:i/>
+                <w:iCs/>
+                <w:color w:val="808080"/>
+                <w:sz w:val="20"/>
+                <w:szCs w:val="20"/>
+              </w:rPr>
+            </w:pPr>
+            <w:r>
+              <w:rPr>
+                <w:rFonts w:ascii="Courier New" w:eastAsia="Courier New" w:hAnsi="Courier New" w:cs="Courier New"/>
+                <w:i/>
+                <w:iCs/>
+                <w:color w:val="808080"/>
+                <w:sz w:val="20"/>
+                <w:szCs w:val="20"/>
+              </w:rPr>
+              <w:t xml:space="preserve">        int besaranSudut1 = </w:t>
+            </w:r>
+            <w:proofErr w:type="spellStart"/>
+            <w:proofErr w:type="gramStart"/>
+            <w:r>
+              <w:rPr>
+                <w:rFonts w:ascii="Courier New" w:eastAsia="Courier New" w:hAnsi="Courier New" w:cs="Courier New"/>
+                <w:i/>
+                <w:iCs/>
+                <w:color w:val="808080"/>
+                <w:sz w:val="20"/>
+                <w:szCs w:val="20"/>
+              </w:rPr>
+              <w:t>input.nextInt</w:t>
+            </w:r>
+            <w:proofErr w:type="spellEnd"/>
+            <w:proofErr w:type="gramEnd"/>
+            <w:r>
+              <w:rPr>
+                <w:rFonts w:ascii="Courier New" w:eastAsia="Courier New" w:hAnsi="Courier New" w:cs="Courier New"/>
+                <w:i/>
+                <w:iCs/>
+                <w:color w:val="808080"/>
+                <w:sz w:val="20"/>
+                <w:szCs w:val="20"/>
+              </w:rPr>
+              <w:t>();</w:t>
+            </w:r>
+          </w:p>
+          <w:p>
+            <w:pPr>
+              <w:rPr>
+                <w:rFonts w:ascii="Courier New" w:eastAsia="Courier New" w:hAnsi="Courier New" w:cs="Courier New"/>
+                <w:i/>
+                <w:iCs/>
+                <w:color w:val="808080"/>
+                <w:sz w:val="20"/>
+                <w:szCs w:val="20"/>
+              </w:rPr>
+            </w:pPr>
+            <w:r>
+              <w:rPr>
+                <w:rFonts w:ascii="Courier New" w:eastAsia="Courier New" w:hAnsi="Courier New" w:cs="Courier New"/>
+                <w:i/>
+                <w:iCs/>
+                <w:color w:val="808080"/>
+                <w:sz w:val="20"/>
+                <w:szCs w:val="20"/>
+              </w:rPr>
+              <w:t xml:space="preserve">        </w:t>
+            </w:r>
+            <w:proofErr w:type="spellStart"/>
+            <w:r>
+              <w:rPr>
+                <w:rFonts w:ascii="Courier New" w:eastAsia="Courier New" w:hAnsi="Courier New" w:cs="Courier New"/>
+                <w:i/>
+                <w:iCs/>
+                <w:color w:val="808080"/>
+                <w:sz w:val="20"/>
+                <w:szCs w:val="20"/>
+              </w:rPr>
+              <w:t>System.out.print</w:t>
+            </w:r>
+            <w:proofErr w:type="spellEnd"/>
+            <w:r>
+              <w:rPr>
+                <w:rFonts w:ascii="Courier New" w:eastAsia="Courier New" w:hAnsi="Courier New" w:cs="Courier New"/>
+                <w:i/>
+                <w:iCs/>
+                <w:color w:val="808080"/>
+                <w:sz w:val="20"/>
+                <w:szCs w:val="20"/>
+              </w:rPr>
+              <w:t xml:space="preserve">("Masukkan </w:t>
+            </w:r>
+            <w:proofErr w:type="spellStart"/>
+            <w:r>
+              <w:rPr>
+                <w:rFonts w:ascii="Courier New" w:eastAsia="Courier New" w:hAnsi="Courier New" w:cs="Courier New"/>
+                <w:i/>
+                <w:iCs/>
+                <w:color w:val="808080"/>
+                <w:sz w:val="20"/>
+                <w:szCs w:val="20"/>
+              </w:rPr>
+              <w:t>besaran</w:t>
+            </w:r>
+            <w:proofErr w:type="spellEnd"/>
+            <w:r>
+              <w:rPr>
+                <w:rFonts w:ascii="Courier New" w:eastAsia="Courier New" w:hAnsi="Courier New" w:cs="Courier New"/>
+                <w:i/>
+                <w:iCs/>
+                <w:color w:val="808080"/>
+                <w:sz w:val="20"/>
+                <w:szCs w:val="20"/>
+              </w:rPr>
+              <w:t xml:space="preserve"> </w:t>
+            </w:r>
+            <w:proofErr w:type="spellStart"/>
+            <w:r>
+              <w:rPr>
+                <w:rFonts w:ascii="Courier New" w:eastAsia="Courier New" w:hAnsi="Courier New" w:cs="Courier New"/>
+                <w:i/>
+                <w:iCs/>
+                <w:color w:val="808080"/>
+                <w:sz w:val="20"/>
+                <w:szCs w:val="20"/>
+              </w:rPr>
+              <w:t>sudut</w:t>
+            </w:r>
+            <w:proofErr w:type="spellEnd"/>
+            <w:r>
+              <w:rPr>
+                <w:rFonts w:ascii="Courier New" w:eastAsia="Courier New" w:hAnsi="Courier New" w:cs="Courier New"/>
+                <w:i/>
+                <w:iCs/>
+                <w:color w:val="808080"/>
+                <w:sz w:val="20"/>
+                <w:szCs w:val="20"/>
+              </w:rPr>
+              <w:t xml:space="preserve"> 2: ");</w:t>
+            </w:r>
+          </w:p>
+          <w:p>
+            <w:pPr>
+              <w:rPr>
+                <w:rFonts w:ascii="Courier New" w:eastAsia="Courier New" w:hAnsi="Courier New" w:cs="Courier New"/>
+                <w:i/>
+                <w:iCs/>
+                <w:color w:val="808080"/>
+                <w:sz w:val="20"/>
+                <w:szCs w:val="20"/>
+              </w:rPr>
+            </w:pPr>
+            <w:r>
+              <w:rPr>
+                <w:rFonts w:ascii="Courier New" w:eastAsia="Courier New" w:hAnsi="Courier New" w:cs="Courier New"/>
+                <w:i/>
+                <w:iCs/>
+                <w:color w:val="808080"/>
+                <w:sz w:val="20"/>
+                <w:szCs w:val="20"/>
+              </w:rPr>
+              <w:t xml:space="preserve">        int besaranSudut2 = </w:t>
+            </w:r>
+            <w:proofErr w:type="spellStart"/>
+            <w:proofErr w:type="gramStart"/>
+            <w:r>
+              <w:rPr>
+                <w:rFonts w:ascii="Courier New" w:eastAsia="Courier New" w:hAnsi="Courier New" w:cs="Courier New"/>
+                <w:i/>
+                <w:iCs/>
+                <w:color w:val="808080"/>
+                <w:sz w:val="20"/>
+                <w:szCs w:val="20"/>
+              </w:rPr>
+              <w:t>input.nextInt</w:t>
+            </w:r>
+            <w:proofErr w:type="spellEnd"/>
+            <w:proofErr w:type="gramEnd"/>
+            <w:r>
+              <w:rPr>
+                <w:rFonts w:ascii="Courier New" w:eastAsia="Courier New" w:hAnsi="Courier New" w:cs="Courier New"/>
+                <w:i/>
+                <w:iCs/>
+                <w:color w:val="808080"/>
+                <w:sz w:val="20"/>
+                <w:szCs w:val="20"/>
+              </w:rPr>
+              <w:t>();</w:t>
+            </w:r>
+          </w:p>
+          <w:p>
+            <w:pPr>
+              <w:rPr>
+                <w:rFonts w:ascii="Courier New" w:eastAsia="Courier New" w:hAnsi="Courier New" w:cs="Courier New"/>
+                <w:i/>
+                <w:iCs/>
+                <w:color w:val="808080"/>
+                <w:sz w:val="20"/>
+                <w:szCs w:val="20"/>
+              </w:rPr>
+            </w:pPr>
+            <w:r>
+              <w:rPr>
+                <w:rFonts w:ascii="Courier New" w:eastAsia="Courier New" w:hAnsi="Courier New" w:cs="Courier New"/>
+                <w:i/>
+                <w:iCs/>
+                <w:color w:val="808080"/>
+                <w:sz w:val="20"/>
+                <w:szCs w:val="20"/>
+              </w:rPr>
+              <w:t xml:space="preserve">        </w:t>
+            </w:r>
+            <w:proofErr w:type="spellStart"/>
+            <w:r>
+              <w:rPr>
+                <w:rFonts w:ascii="Courier New" w:eastAsia="Courier New" w:hAnsi="Courier New" w:cs="Courier New"/>
+                <w:i/>
+                <w:iCs/>
+                <w:color w:val="808080"/>
+                <w:sz w:val="20"/>
+                <w:szCs w:val="20"/>
+              </w:rPr>
+              <w:t>System.out.print</w:t>
+            </w:r>
+            <w:proofErr w:type="spellEnd"/>
+            <w:r>
+              <w:rPr>
+                <w:rFonts w:ascii="Courier New" w:eastAsia="Courier New" w:hAnsi="Courier New" w:cs="Courier New"/>
+                <w:i/>
+                <w:iCs/>
+                <w:color w:val="808080"/>
+                <w:sz w:val="20"/>
+                <w:szCs w:val="20"/>
+              </w:rPr>
+              <w:t xml:space="preserve">("Masukkan </w:t>
+            </w:r>
+            <w:proofErr w:type="spellStart"/>
+            <w:r>
+              <w:rPr>
+                <w:rFonts w:ascii="Courier New" w:eastAsia="Courier New" w:hAnsi="Courier New" w:cs="Courier New"/>
+                <w:i/>
+                <w:iCs/>
+                <w:color w:val="808080"/>
+                <w:sz w:val="20"/>
+                <w:szCs w:val="20"/>
+              </w:rPr>
+              <w:t>besaran</w:t>
+            </w:r>
+            <w:proofErr w:type="spellEnd"/>
+            <w:r>
+              <w:rPr>
+                <w:rFonts w:ascii="Courier New" w:eastAsia="Courier New" w:hAnsi="Courier New" w:cs="Courier New"/>
+                <w:i/>
+                <w:iCs/>
+                <w:color w:val="808080"/>
+                <w:sz w:val="20"/>
+                <w:szCs w:val="20"/>
+              </w:rPr>
+              <w:t xml:space="preserve"> </w:t>
+            </w:r>
+            <w:proofErr w:type="spellStart"/>
+            <w:r>
+              <w:rPr>
+                <w:rFonts w:ascii="Courier New" w:eastAsia="Courier New" w:hAnsi="Courier New" w:cs="Courier New"/>
+                <w:i/>
+                <w:iCs/>
+                <w:color w:val="808080"/>
+                <w:sz w:val="20"/>
+                <w:szCs w:val="20"/>
+              </w:rPr>
+              <w:t>sudut</w:t>
+            </w:r>
+            <w:proofErr w:type="spellEnd"/>
+            <w:r>
+              <w:rPr>
+                <w:rFonts w:ascii="Courier New" w:eastAsia="Courier New" w:hAnsi="Courier New" w:cs="Courier New"/>
+                <w:i/>
+                <w:iCs/>
+                <w:color w:val="808080"/>
+                <w:sz w:val="20"/>
+                <w:szCs w:val="20"/>
+              </w:rPr>
+              <w:t xml:space="preserve"> 3: ");</w:t>
+            </w:r>
+          </w:p>
+          <w:p>
+            <w:pPr>
+              <w:rPr>
+                <w:rFonts w:ascii="Courier New" w:eastAsia="Courier New" w:hAnsi="Courier New" w:cs="Courier New"/>
+                <w:i/>
+                <w:iCs/>
+                <w:color w:val="808080"/>
+                <w:sz w:val="20"/>
+                <w:szCs w:val="20"/>
+              </w:rPr>
+            </w:pPr>
+            <w:r>
+              <w:rPr>
+                <w:rFonts w:ascii="Courier New" w:eastAsia="Courier New" w:hAnsi="Courier New" w:cs="Courier New"/>
+                <w:i/>
+                <w:iCs/>
+                <w:color w:val="808080"/>
+                <w:sz w:val="20"/>
+                <w:szCs w:val="20"/>
+              </w:rPr>
+              <w:t xml:space="preserve">        int besaranSudut3 = </w:t>
+            </w:r>
+            <w:proofErr w:type="spellStart"/>
+            <w:proofErr w:type="gramStart"/>
+            <w:r>
+              <w:rPr>
+                <w:rFonts w:ascii="Courier New" w:eastAsia="Courier New" w:hAnsi="Courier New" w:cs="Courier New"/>
+                <w:i/>
+                <w:iCs/>
+                <w:color w:val="808080"/>
+                <w:sz w:val="20"/>
+                <w:szCs w:val="20"/>
+              </w:rPr>
+              <w:t>input.nextInt</w:t>
+            </w:r>
+            <w:proofErr w:type="spellEnd"/>
+            <w:proofErr w:type="gramEnd"/>
+            <w:r>
+              <w:rPr>
+                <w:rFonts w:ascii="Courier New" w:eastAsia="Courier New" w:hAnsi="Courier New" w:cs="Courier New"/>
+                <w:i/>
+                <w:iCs/>
+                <w:color w:val="808080"/>
+                <w:sz w:val="20"/>
+                <w:szCs w:val="20"/>
+              </w:rPr>
+              <w:t>();</w:t>
             </w:r>
           </w:p>
           <w:p>
@@ -1111,55 +1485,7 @@
                 <w:sz w:val="20"/>
                 <w:szCs w:val="20"/>
               </w:rPr>
-              <w:t xml:space="preserve">        int </w:t>
-            </w:r>
-            <w:proofErr w:type="spellStart"/>
-            <w:r>
-              <w:rPr>
-                <w:rFonts w:ascii="Courier New" w:eastAsia="Courier New" w:hAnsi="Courier New" w:cs="Courier New"/>
-                <w:i/>
-                <w:iCs/>
-                <w:color w:val="808080"/>
-                <w:sz w:val="20"/>
-                <w:szCs w:val="20"/>
-              </w:rPr>
-              <w:t>lamaParkir</w:t>
-            </w:r>
-            <w:proofErr w:type="spellEnd"/>
-            <w:r>
-              <w:rPr>
-                <w:rFonts w:ascii="Courier New" w:eastAsia="Courier New" w:hAnsi="Courier New" w:cs="Courier New"/>
-                <w:i/>
-                <w:iCs/>
-                <w:color w:val="808080"/>
-                <w:sz w:val="20"/>
-                <w:szCs w:val="20"/>
-              </w:rPr>
-              <w:t xml:space="preserve">, </w:t>
-            </w:r>
-            <w:proofErr w:type="spellStart"/>
-            <w:r>
-              <w:rPr>
-                <w:rFonts w:ascii="Courier New" w:eastAsia="Courier New" w:hAnsi="Courier New" w:cs="Courier New"/>
-                <w:i/>
-                <w:iCs/>
-                <w:color w:val="808080"/>
-                <w:sz w:val="20"/>
-                <w:szCs w:val="20"/>
-              </w:rPr>
-              <w:t>totalBiaya</w:t>
-            </w:r>
-            <w:proofErr w:type="spellEnd"/>
-            <w:r>
-              <w:rPr>
-                <w:rFonts w:ascii="Courier New" w:eastAsia="Courier New" w:hAnsi="Courier New" w:cs="Courier New"/>
-                <w:i/>
-                <w:iCs/>
-                <w:color w:val="808080"/>
-                <w:sz w:val="20"/>
-                <w:szCs w:val="20"/>
-              </w:rPr>
-              <w:t>;</w:t>
+              <w:t>        if (besaranSudut1 == 90 &amp;&amp; besaranSudut2 == 45 &amp;&amp; besaranSudut3 == 45) {</w:t>
             </w:r>
           </w:p>
           <w:p>
@@ -1182,7 +1508,7 @@
                 <w:sz w:val="20"/>
                 <w:szCs w:val="20"/>
               </w:rPr>
-              <w:t xml:space="preserve">        int </w:t>
+              <w:t xml:space="preserve">            </w:t>
             </w:r>
             <w:proofErr w:type="spellStart"/>
             <w:r>
@@ -1194,7 +1520,7 @@
                 <w:sz w:val="20"/>
                 <w:szCs w:val="20"/>
               </w:rPr>
-              <w:t>jamPertama</w:t>
+              <w:t>System.out.println</w:t>
             </w:r>
             <w:proofErr w:type="spellEnd"/>
             <w:r>
@@ -1206,7 +1532,31 @@
                 <w:sz w:val="20"/>
                 <w:szCs w:val="20"/>
               </w:rPr>
-              <w:t xml:space="preserve"> = 2000;</w:t>
+              <w:t>("</w:t>
+            </w:r>
+            <w:proofErr w:type="spellStart"/>
+            <w:r>
+              <w:rPr>
+                <w:rFonts w:ascii="Courier New" w:eastAsia="Courier New" w:hAnsi="Courier New" w:cs="Courier New"/>
+                <w:i/>
+                <w:iCs/>
+                <w:color w:val="808080"/>
+                <w:sz w:val="20"/>
+                <w:szCs w:val="20"/>
+              </w:rPr>
+              <w:t>Segitiga</w:t>
+            </w:r>
+            <w:proofErr w:type="spellEnd"/>
+            <w:r>
+              <w:rPr>
+                <w:rFonts w:ascii="Courier New" w:eastAsia="Courier New" w:hAnsi="Courier New" w:cs="Courier New"/>
+                <w:i/>
+                <w:iCs/>
+                <w:color w:val="808080"/>
+                <w:sz w:val="20"/>
+                <w:szCs w:val="20"/>
+              </w:rPr>
+              <w:t xml:space="preserve"> Siku-siku");</w:t>
             </w:r>
           </w:p>
           <w:p>
@@ -1229,31 +1579,7 @@
                 <w:sz w:val="20"/>
                 <w:szCs w:val="20"/>
               </w:rPr>
-              <w:t xml:space="preserve">        int </w:t>
-            </w:r>
-            <w:proofErr w:type="spellStart"/>
-            <w:r>
-              <w:rPr>
-                <w:rFonts w:ascii="Courier New" w:eastAsia="Courier New" w:hAnsi="Courier New" w:cs="Courier New"/>
-                <w:i/>
-                <w:iCs/>
-                <w:color w:val="808080"/>
-                <w:sz w:val="20"/>
-                <w:szCs w:val="20"/>
-              </w:rPr>
-              <w:t>jamBerikutnya</w:t>
-            </w:r>
-            <w:proofErr w:type="spellEnd"/>
-            <w:r>
-              <w:rPr>
-                <w:rFonts w:ascii="Courier New" w:eastAsia="Courier New" w:hAnsi="Courier New" w:cs="Courier New"/>
-                <w:i/>
-                <w:iCs/>
-                <w:color w:val="808080"/>
-                <w:sz w:val="20"/>
-                <w:szCs w:val="20"/>
-              </w:rPr>
-              <w:t xml:space="preserve"> = 1000;</w:t>
+              <w:t>        } else if (besaranSudut1 == 180 &amp;&amp; besaranSudut2 == 45 &amp;&amp; besaranSudut3 == 45) {</w:t>
             </w:r>
           </w:p>
           <w:p>
@@ -1267,6 +1593,65 @@
                 <w:szCs w:val="20"/>
               </w:rPr>
             </w:pPr>
+            <w:r>
+              <w:rPr>
+                <w:rFonts w:ascii="Courier New" w:eastAsia="Courier New" w:hAnsi="Courier New" w:cs="Courier New"/>
+                <w:i/>
+                <w:iCs/>
+                <w:color w:val="808080"/>
+                <w:sz w:val="20"/>
+                <w:szCs w:val="20"/>
+              </w:rPr>
+              <w:t xml:space="preserve">            </w:t>
+            </w:r>
+            <w:proofErr w:type="spellStart"/>
+            <w:r>
+              <w:rPr>
+                <w:rFonts w:ascii="Courier New" w:eastAsia="Courier New" w:hAnsi="Courier New" w:cs="Courier New"/>
+                <w:i/>
+                <w:iCs/>
+                <w:color w:val="808080"/>
+                <w:sz w:val="20"/>
+                <w:szCs w:val="20"/>
+              </w:rPr>
+              <w:t>System.out.println</w:t>
+            </w:r>
+            <w:proofErr w:type="spellEnd"/>
+            <w:r>
+              <w:rPr>
+                <w:rFonts w:ascii="Courier New" w:eastAsia="Courier New" w:hAnsi="Courier New" w:cs="Courier New"/>
+                <w:i/>
+                <w:iCs/>
+                <w:color w:val="808080"/>
+                <w:sz w:val="20"/>
+                <w:szCs w:val="20"/>
+              </w:rPr>
+              <w:t>("</w:t>
+            </w:r>
+            <w:proofErr w:type="spellStart"/>
+            <w:r>
+              <w:rPr>
+                <w:rFonts w:ascii="Courier New" w:eastAsia="Courier New" w:hAnsi="Courier New" w:cs="Courier New"/>
+                <w:i/>
+                <w:iCs/>
+                <w:color w:val="808080"/>
+                <w:sz w:val="20"/>
+                <w:szCs w:val="20"/>
+              </w:rPr>
+              <w:t>Segitiga</w:t>
+            </w:r>
+            <w:proofErr w:type="spellEnd"/>
+            <w:r>
+              <w:rPr>
+                <w:rFonts w:ascii="Courier New" w:eastAsia="Courier New" w:hAnsi="Courier New" w:cs="Courier New"/>
+                <w:i/>
+                <w:iCs/>
+                <w:color w:val="808080"/>
+                <w:sz w:val="20"/>
+                <w:szCs w:val="20"/>
+              </w:rPr>
+              <w:t xml:space="preserve"> Sama Kaki");</w:t>
+            </w:r>
           </w:p>
           <w:p>
             <w:pPr>
@@ -1288,55 +1673,7 @@
                 <w:sz w:val="20"/>
                 <w:szCs w:val="20"/>
               </w:rPr>
-              <w:t xml:space="preserve">        </w:t>
-            </w:r>
-            <w:proofErr w:type="spellStart"/>
-            <w:r>
-              <w:rPr>
-                <w:rFonts w:ascii="Courier New" w:eastAsia="Courier New" w:hAnsi="Courier New" w:cs="Courier New"/>
-                <w:i/>
-                <w:iCs/>
-                <w:color w:val="808080"/>
-                <w:sz w:val="20"/>
-                <w:szCs w:val="20"/>
-              </w:rPr>
-              <w:t>System.out.print</w:t>
-            </w:r>
-            <w:proofErr w:type="spellEnd"/>
-            <w:r>
-              <w:rPr>
-                <w:rFonts w:ascii="Courier New" w:eastAsia="Courier New" w:hAnsi="Courier New" w:cs="Courier New"/>
-                <w:i/>
-                <w:iCs/>
-                <w:color w:val="808080"/>
-                <w:sz w:val="20"/>
-                <w:szCs w:val="20"/>
-              </w:rPr>
-              <w:t xml:space="preserve">("Masukkan lama </w:t>
-            </w:r>
-            <w:proofErr w:type="spellStart"/>
-            <w:r>
-              <w:rPr>
-                <w:rFonts w:ascii="Courier New" w:eastAsia="Courier New" w:hAnsi="Courier New" w:cs="Courier New"/>
-                <w:i/>
-                <w:iCs/>
-                <w:color w:val="808080"/>
-                <w:sz w:val="20"/>
-                <w:szCs w:val="20"/>
-              </w:rPr>
-              <w:t>parkir</w:t>
-            </w:r>
-            <w:proofErr w:type="spellEnd"/>
-            <w:r>
-              <w:rPr>
-                <w:rFonts w:ascii="Courier New" w:eastAsia="Courier New" w:hAnsi="Courier New" w:cs="Courier New"/>
-                <w:i/>
-                <w:iCs/>
-                <w:color w:val="808080"/>
-                <w:sz w:val="20"/>
-                <w:szCs w:val="20"/>
-              </w:rPr>
-              <w:t xml:space="preserve"> (jam): ");</w:t>
+              <w:t>        } else if (besaranSudut1 == 45 &amp;&amp; besaranSudut2 == 45 &amp;&amp; besaranSudut3 == 45) {</w:t>
             </w:r>
           </w:p>
           <w:p>
@@ -1359,7 +1696,7 @@
                 <w:sz w:val="20"/>
                 <w:szCs w:val="20"/>
               </w:rPr>
-              <w:t xml:space="preserve">        </w:t>
+              <w:t xml:space="preserve">            </w:t>
             </w:r>
             <w:proofErr w:type="spellStart"/>
             <w:r>
@@ -1371,7 +1708,7 @@
                 <w:sz w:val="20"/>
                 <w:szCs w:val="20"/>
               </w:rPr>
-              <w:t>lamaParkir</w:t>
+              <w:t>System.out.println</w:t>
             </w:r>
             <w:proofErr w:type="spellEnd"/>
             <w:r>
@@ -1383,33 +1720,31 @@
                 <w:sz w:val="20"/>
                 <w:szCs w:val="20"/>
               </w:rPr>
-              <w:t xml:space="preserve"> = </w:t>
+              <w:t>("</w:t>
             </w:r>
             <w:proofErr w:type="spellStart"/>
-            <w:proofErr w:type="gramStart"/>
-            <w:r>
-              <w:rPr>
-                <w:rFonts w:ascii="Courier New" w:eastAsia="Courier New" w:hAnsi="Courier New" w:cs="Courier New"/>
-                <w:i/>
-                <w:iCs/>
-                <w:color w:val="808080"/>
-                <w:sz w:val="20"/>
-                <w:szCs w:val="20"/>
-              </w:rPr>
-              <w:t>input.nextInt</w:t>
+            <w:r>
+              <w:rPr>
+                <w:rFonts w:ascii="Courier New" w:eastAsia="Courier New" w:hAnsi="Courier New" w:cs="Courier New"/>
+                <w:i/>
+                <w:iCs/>
+                <w:color w:val="808080"/>
+                <w:sz w:val="20"/>
+                <w:szCs w:val="20"/>
+              </w:rPr>
+              <w:t>Segitiga</w:t>
             </w:r>
             <w:proofErr w:type="spellEnd"/>
-            <w:proofErr w:type="gramEnd"/>
-            <w:r>
-              <w:rPr>
-                <w:rFonts w:ascii="Courier New" w:eastAsia="Courier New" w:hAnsi="Courier New" w:cs="Courier New"/>
-                <w:i/>
-                <w:iCs/>
-                <w:color w:val="808080"/>
-                <w:sz w:val="20"/>
-                <w:szCs w:val="20"/>
-              </w:rPr>
-              <w:t>();</w:t>
+            <w:r>
+              <w:rPr>
+                <w:rFonts w:ascii="Courier New" w:eastAsia="Courier New" w:hAnsi="Courier New" w:cs="Courier New"/>
+                <w:i/>
+                <w:iCs/>
+                <w:color w:val="808080"/>
+                <w:sz w:val="20"/>
+                <w:szCs w:val="20"/>
+              </w:rPr>
+              <w:t xml:space="preserve"> Sama Sisi");</w:t>
             </w:r>
           </w:p>
           <w:p>
@@ -1423,6 +1758,17 @@
                 <w:szCs w:val="20"/>
               </w:rPr>
             </w:pPr>
+            <w:r>
+              <w:rPr>
+                <w:rFonts w:ascii="Courier New" w:eastAsia="Courier New" w:hAnsi="Courier New" w:cs="Courier New"/>
+                <w:i/>
+                <w:iCs/>
+                <w:color w:val="808080"/>
+                <w:sz w:val="20"/>
+                <w:szCs w:val="20"/>
+              </w:rPr>
+              <w:t>        } else</w:t>
+            </w:r>
           </w:p>
           <w:p>
             <w:pPr>
@@ -1444,7 +1790,7 @@
                 <w:sz w:val="20"/>
                 <w:szCs w:val="20"/>
               </w:rPr>
-              <w:t>        if (</w:t>
+              <w:t xml:space="preserve">            </w:t>
             </w:r>
             <w:proofErr w:type="spellStart"/>
             <w:r>
@@ -1456,7 +1802,7 @@
                 <w:sz w:val="20"/>
                 <w:szCs w:val="20"/>
               </w:rPr>
-              <w:t>lamaParkir</w:t>
+              <w:t>System.out.println</w:t>
             </w:r>
             <w:proofErr w:type="spellEnd"/>
             <w:r>
@@ -1468,30 +1814,7 @@
                 <w:sz w:val="20"/>
                 <w:szCs w:val="20"/>
               </w:rPr>
-              <w:t xml:space="preserve"> &lt; 2) {</w:t>
-            </w:r>
-          </w:p>
-          <w:p>
-            <w:pPr>
-              <w:rPr>
-                <w:rFonts w:ascii="Courier New" w:eastAsia="Courier New" w:hAnsi="Courier New" w:cs="Courier New"/>
-                <w:i/>
-                <w:iCs/>
-                <w:color w:val="808080"/>
-                <w:sz w:val="20"/>
-                <w:szCs w:val="20"/>
-              </w:rPr>
-            </w:pPr>
-            <w:r>
-              <w:rPr>
-                <w:rFonts w:ascii="Courier New" w:eastAsia="Courier New" w:hAnsi="Courier New" w:cs="Courier New"/>
-                <w:i/>
-                <w:iCs/>
-                <w:color w:val="808080"/>
-                <w:sz w:val="20"/>
-                <w:szCs w:val="20"/>
-              </w:rPr>
-              <w:t xml:space="preserve">            </w:t>
+              <w:t>("</w:t>
             </w:r>
             <w:proofErr w:type="spellStart"/>
             <w:r>
@@ -1503,7 +1826,7 @@
                 <w:sz w:val="20"/>
                 <w:szCs w:val="20"/>
               </w:rPr>
-              <w:t>System.out.print</w:t>
+              <w:t>Bukan</w:t>
             </w:r>
             <w:proofErr w:type="spellEnd"/>
             <w:r>
@@ -1515,7 +1838,7 @@
                 <w:sz w:val="20"/>
                 <w:szCs w:val="20"/>
               </w:rPr>
-              <w:t xml:space="preserve">("Lama </w:t>
+              <w:t xml:space="preserve"> </w:t>
             </w:r>
             <w:proofErr w:type="spellStart"/>
             <w:r>
@@ -1527,7 +1850,7 @@
                 <w:sz w:val="20"/>
                 <w:szCs w:val="20"/>
               </w:rPr>
-              <w:t>parkir</w:t>
+              <w:t>Segitiga</w:t>
             </w:r>
             <w:proofErr w:type="spellEnd"/>
             <w:r>
@@ -1539,412 +1862,7 @@
                 <w:sz w:val="20"/>
                 <w:szCs w:val="20"/>
               </w:rPr>
-              <w:t xml:space="preserve"> minimal 2 jam: ");</w:t>
-            </w:r>
-          </w:p>
-          <w:p>
-            <w:pPr>
-              <w:rPr>
-                <w:rFonts w:ascii="Courier New" w:eastAsia="Courier New" w:hAnsi="Courier New" w:cs="Courier New"/>
-                <w:i/>
-                <w:iCs/>
-                <w:color w:val="808080"/>
-                <w:sz w:val="20"/>
-                <w:szCs w:val="20"/>
-              </w:rPr>
-            </w:pPr>
-            <w:r>
-              <w:rPr>
-                <w:rFonts w:ascii="Courier New" w:eastAsia="Courier New" w:hAnsi="Courier New" w:cs="Courier New"/>
-                <w:i/>
-                <w:iCs/>
-                <w:color w:val="808080"/>
-                <w:sz w:val="20"/>
-                <w:szCs w:val="20"/>
-              </w:rPr>
-              <w:t xml:space="preserve">            </w:t>
-            </w:r>
-            <w:proofErr w:type="spellStart"/>
-            <w:r>
-              <w:rPr>
-                <w:rFonts w:ascii="Courier New" w:eastAsia="Courier New" w:hAnsi="Courier New" w:cs="Courier New"/>
-                <w:i/>
-                <w:iCs/>
-                <w:color w:val="808080"/>
-                <w:sz w:val="20"/>
-                <w:szCs w:val="20"/>
-              </w:rPr>
-              <w:t>lamaParkir</w:t>
-            </w:r>
-            <w:proofErr w:type="spellEnd"/>
-            <w:r>
-              <w:rPr>
-                <w:rFonts w:ascii="Courier New" w:eastAsia="Courier New" w:hAnsi="Courier New" w:cs="Courier New"/>
-                <w:i/>
-                <w:iCs/>
-                <w:color w:val="808080"/>
-                <w:sz w:val="20"/>
-                <w:szCs w:val="20"/>
-              </w:rPr>
-              <w:t xml:space="preserve"> = </w:t>
-            </w:r>
-            <w:proofErr w:type="spellStart"/>
-            <w:proofErr w:type="gramStart"/>
-            <w:r>
-              <w:rPr>
-                <w:rFonts w:ascii="Courier New" w:eastAsia="Courier New" w:hAnsi="Courier New" w:cs="Courier New"/>
-                <w:i/>
-                <w:iCs/>
-                <w:color w:val="808080"/>
-                <w:sz w:val="20"/>
-                <w:szCs w:val="20"/>
-              </w:rPr>
-              <w:t>input.nextInt</w:t>
-            </w:r>
-            <w:proofErr w:type="spellEnd"/>
-            <w:proofErr w:type="gramEnd"/>
-            <w:r>
-              <w:rPr>
-                <w:rFonts w:ascii="Courier New" w:eastAsia="Courier New" w:hAnsi="Courier New" w:cs="Courier New"/>
-                <w:i/>
-                <w:iCs/>
-                <w:color w:val="808080"/>
-                <w:sz w:val="20"/>
-                <w:szCs w:val="20"/>
-              </w:rPr>
-              <w:t>();</w:t>
-            </w:r>
-          </w:p>
-          <w:p>
-            <w:pPr>
-              <w:rPr>
-                <w:rFonts w:ascii="Courier New" w:eastAsia="Courier New" w:hAnsi="Courier New" w:cs="Courier New"/>
-                <w:i/>
-                <w:iCs/>
-                <w:color w:val="808080"/>
-                <w:sz w:val="20"/>
-                <w:szCs w:val="20"/>
-              </w:rPr>
-            </w:pPr>
-            <w:r>
-              <w:rPr>
-                <w:rFonts w:ascii="Courier New" w:eastAsia="Courier New" w:hAnsi="Courier New" w:cs="Courier New"/>
-                <w:i/>
-                <w:iCs/>
-                <w:color w:val="808080"/>
-                <w:sz w:val="20"/>
-                <w:szCs w:val="20"/>
-              </w:rPr>
-              <w:t>        }</w:t>
-            </w:r>
-          </w:p>
-          <w:p>
-            <w:pPr>
-              <w:rPr>
-                <w:rFonts w:ascii="Courier New" w:eastAsia="Courier New" w:hAnsi="Courier New" w:cs="Courier New"/>
-                <w:i/>
-                <w:iCs/>
-                <w:color w:val="808080"/>
-                <w:sz w:val="20"/>
-                <w:szCs w:val="20"/>
-              </w:rPr>
-            </w:pPr>
-          </w:p>
-          <w:p>
-            <w:pPr>
-              <w:rPr>
-                <w:rFonts w:ascii="Courier New" w:eastAsia="Courier New" w:hAnsi="Courier New" w:cs="Courier New"/>
-                <w:i/>
-                <w:iCs/>
-                <w:color w:val="808080"/>
-                <w:sz w:val="20"/>
-                <w:szCs w:val="20"/>
-              </w:rPr>
-            </w:pPr>
-            <w:r>
-              <w:rPr>
-                <w:rFonts w:ascii="Courier New" w:eastAsia="Courier New" w:hAnsi="Courier New" w:cs="Courier New"/>
-                <w:i/>
-                <w:iCs/>
-                <w:color w:val="808080"/>
-                <w:sz w:val="20"/>
-                <w:szCs w:val="20"/>
-              </w:rPr>
-              <w:t xml:space="preserve">        </w:t>
-            </w:r>
-            <w:proofErr w:type="spellStart"/>
-            <w:r>
-              <w:rPr>
-                <w:rFonts w:ascii="Courier New" w:eastAsia="Courier New" w:hAnsi="Courier New" w:cs="Courier New"/>
-                <w:i/>
-                <w:iCs/>
-                <w:color w:val="808080"/>
-                <w:sz w:val="20"/>
-                <w:szCs w:val="20"/>
-              </w:rPr>
-              <w:t>totalBiaya</w:t>
-            </w:r>
-            <w:proofErr w:type="spellEnd"/>
-            <w:r>
-              <w:rPr>
-                <w:rFonts w:ascii="Courier New" w:eastAsia="Courier New" w:hAnsi="Courier New" w:cs="Courier New"/>
-                <w:i/>
-                <w:iCs/>
-                <w:color w:val="808080"/>
-                <w:sz w:val="20"/>
-                <w:szCs w:val="20"/>
-              </w:rPr>
-              <w:t xml:space="preserve"> = </w:t>
-            </w:r>
-            <w:proofErr w:type="spellStart"/>
-            <w:r>
-              <w:rPr>
-                <w:rFonts w:ascii="Courier New" w:eastAsia="Courier New" w:hAnsi="Courier New" w:cs="Courier New"/>
-                <w:i/>
-                <w:iCs/>
-                <w:color w:val="808080"/>
-                <w:sz w:val="20"/>
-                <w:szCs w:val="20"/>
-              </w:rPr>
-              <w:t>jamPertama</w:t>
-            </w:r>
-            <w:proofErr w:type="spellEnd"/>
-            <w:r>
-              <w:rPr>
-                <w:rFonts w:ascii="Courier New" w:eastAsia="Courier New" w:hAnsi="Courier New" w:cs="Courier New"/>
-                <w:i/>
-                <w:iCs/>
-                <w:color w:val="808080"/>
-                <w:sz w:val="20"/>
-                <w:szCs w:val="20"/>
-              </w:rPr>
-              <w:t xml:space="preserve"> + (</w:t>
-            </w:r>
-            <w:proofErr w:type="spellStart"/>
-            <w:r>
-              <w:rPr>
-                <w:rFonts w:ascii="Courier New" w:eastAsia="Courier New" w:hAnsi="Courier New" w:cs="Courier New"/>
-                <w:i/>
-                <w:iCs/>
-                <w:color w:val="808080"/>
-                <w:sz w:val="20"/>
-                <w:szCs w:val="20"/>
-              </w:rPr>
-              <w:t>lamaParkir</w:t>
-            </w:r>
-            <w:proofErr w:type="spellEnd"/>
-            <w:r>
-              <w:rPr>
-                <w:rFonts w:ascii="Courier New" w:eastAsia="Courier New" w:hAnsi="Courier New" w:cs="Courier New"/>
-                <w:i/>
-                <w:iCs/>
-                <w:color w:val="808080"/>
-                <w:sz w:val="20"/>
-                <w:szCs w:val="20"/>
-              </w:rPr>
-              <w:t xml:space="preserve"> - 1) * </w:t>
-            </w:r>
-            <w:proofErr w:type="spellStart"/>
-            <w:r>
-              <w:rPr>
-                <w:rFonts w:ascii="Courier New" w:eastAsia="Courier New" w:hAnsi="Courier New" w:cs="Courier New"/>
-                <w:i/>
-                <w:iCs/>
-                <w:color w:val="808080"/>
-                <w:sz w:val="20"/>
-                <w:szCs w:val="20"/>
-              </w:rPr>
-              <w:t>jamBerikutnya</w:t>
-            </w:r>
-            <w:proofErr w:type="spellEnd"/>
-            <w:r>
-              <w:rPr>
-                <w:rFonts w:ascii="Courier New" w:eastAsia="Courier New" w:hAnsi="Courier New" w:cs="Courier New"/>
-                <w:i/>
-                <w:iCs/>
-                <w:color w:val="808080"/>
-                <w:sz w:val="20"/>
-                <w:szCs w:val="20"/>
-              </w:rPr>
-              <w:t>;</w:t>
-            </w:r>
-          </w:p>
-          <w:p>
-            <w:pPr>
-              <w:rPr>
-                <w:rFonts w:ascii="Courier New" w:eastAsia="Courier New" w:hAnsi="Courier New" w:cs="Courier New"/>
-                <w:i/>
-                <w:iCs/>
-                <w:color w:val="808080"/>
-                <w:sz w:val="20"/>
-                <w:szCs w:val="20"/>
-              </w:rPr>
-            </w:pPr>
-          </w:p>
-          <w:p>
-            <w:pPr>
-              <w:rPr>
-                <w:rFonts w:ascii="Courier New" w:eastAsia="Courier New" w:hAnsi="Courier New" w:cs="Courier New"/>
-                <w:i/>
-                <w:iCs/>
-                <w:color w:val="808080"/>
-                <w:sz w:val="20"/>
-                <w:szCs w:val="20"/>
-              </w:rPr>
-            </w:pPr>
-            <w:r>
-              <w:rPr>
-                <w:rFonts w:ascii="Courier New" w:eastAsia="Courier New" w:hAnsi="Courier New" w:cs="Courier New"/>
-                <w:i/>
-                <w:iCs/>
-                <w:color w:val="808080"/>
-                <w:sz w:val="20"/>
-                <w:szCs w:val="20"/>
-              </w:rPr>
-              <w:t xml:space="preserve">        </w:t>
-            </w:r>
-            <w:proofErr w:type="spellStart"/>
-            <w:r>
-              <w:rPr>
-                <w:rFonts w:ascii="Courier New" w:eastAsia="Courier New" w:hAnsi="Courier New" w:cs="Courier New"/>
-                <w:i/>
-                <w:iCs/>
-                <w:color w:val="808080"/>
-                <w:sz w:val="20"/>
-                <w:szCs w:val="20"/>
-              </w:rPr>
-              <w:t>System.out.println</w:t>
-            </w:r>
-            <w:proofErr w:type="spellEnd"/>
-            <w:r>
-              <w:rPr>
-                <w:rFonts w:ascii="Courier New" w:eastAsia="Courier New" w:hAnsi="Courier New" w:cs="Courier New"/>
-                <w:i/>
-                <w:iCs/>
-                <w:color w:val="808080"/>
-                <w:sz w:val="20"/>
-                <w:szCs w:val="20"/>
-              </w:rPr>
-              <w:t xml:space="preserve">("Lama Parkir: " + </w:t>
-            </w:r>
-            <w:proofErr w:type="spellStart"/>
-            <w:r>
-              <w:rPr>
-                <w:rFonts w:ascii="Courier New" w:eastAsia="Courier New" w:hAnsi="Courier New" w:cs="Courier New"/>
-                <w:i/>
-                <w:iCs/>
-                <w:color w:val="808080"/>
-                <w:sz w:val="20"/>
-                <w:szCs w:val="20"/>
-              </w:rPr>
-              <w:t>lamaParkir</w:t>
-            </w:r>
-            <w:proofErr w:type="spellEnd"/>
-            <w:r>
-              <w:rPr>
-                <w:rFonts w:ascii="Courier New" w:eastAsia="Courier New" w:hAnsi="Courier New" w:cs="Courier New"/>
-                <w:i/>
-                <w:iCs/>
-                <w:color w:val="808080"/>
-                <w:sz w:val="20"/>
-                <w:szCs w:val="20"/>
-              </w:rPr>
-              <w:t xml:space="preserve"> + " jam");</w:t>
-            </w:r>
-          </w:p>
-          <w:p>
-            <w:pPr>
-              <w:rPr>
-                <w:rFonts w:ascii="Courier New" w:eastAsia="Courier New" w:hAnsi="Courier New" w:cs="Courier New"/>
-                <w:i/>
-                <w:iCs/>
-                <w:color w:val="808080"/>
-                <w:sz w:val="20"/>
-                <w:szCs w:val="20"/>
-              </w:rPr>
-            </w:pPr>
-            <w:r>
-              <w:rPr>
-                <w:rFonts w:ascii="Courier New" w:eastAsia="Courier New" w:hAnsi="Courier New" w:cs="Courier New"/>
-                <w:i/>
-                <w:iCs/>
-                <w:color w:val="808080"/>
-                <w:sz w:val="20"/>
-                <w:szCs w:val="20"/>
-              </w:rPr>
-              <w:t xml:space="preserve">        </w:t>
-            </w:r>
-            <w:proofErr w:type="spellStart"/>
-            <w:r>
-              <w:rPr>
-                <w:rFonts w:ascii="Courier New" w:eastAsia="Courier New" w:hAnsi="Courier New" w:cs="Courier New"/>
-                <w:i/>
-                <w:iCs/>
-                <w:color w:val="808080"/>
-                <w:sz w:val="20"/>
-                <w:szCs w:val="20"/>
-              </w:rPr>
-              <w:t>System.out.println</w:t>
-            </w:r>
-            <w:proofErr w:type="spellEnd"/>
-            <w:r>
-              <w:rPr>
-                <w:rFonts w:ascii="Courier New" w:eastAsia="Courier New" w:hAnsi="Courier New" w:cs="Courier New"/>
-                <w:i/>
-                <w:iCs/>
-                <w:color w:val="808080"/>
-                <w:sz w:val="20"/>
-                <w:szCs w:val="20"/>
-              </w:rPr>
-              <w:t xml:space="preserve">("Total </w:t>
-            </w:r>
-            <w:proofErr w:type="spellStart"/>
-            <w:r>
-              <w:rPr>
-                <w:rFonts w:ascii="Courier New" w:eastAsia="Courier New" w:hAnsi="Courier New" w:cs="Courier New"/>
-                <w:i/>
-                <w:iCs/>
-                <w:color w:val="808080"/>
-                <w:sz w:val="20"/>
-                <w:szCs w:val="20"/>
-              </w:rPr>
-              <w:t>Biaya</w:t>
-            </w:r>
-            <w:proofErr w:type="spellEnd"/>
-            <w:r>
-              <w:rPr>
-                <w:rFonts w:ascii="Courier New" w:eastAsia="Courier New" w:hAnsi="Courier New" w:cs="Courier New"/>
-                <w:i/>
-                <w:iCs/>
-                <w:color w:val="808080"/>
-                <w:sz w:val="20"/>
-                <w:szCs w:val="20"/>
-              </w:rPr>
-              <w:t xml:space="preserve"> Parkir: Rp" + </w:t>
-            </w:r>
-            <w:proofErr w:type="spellStart"/>
-            <w:r>
-              <w:rPr>
-                <w:rFonts w:ascii="Courier New" w:eastAsia="Courier New" w:hAnsi="Courier New" w:cs="Courier New"/>
-                <w:i/>
-                <w:iCs/>
-                <w:color w:val="808080"/>
-                <w:sz w:val="20"/>
-                <w:szCs w:val="20"/>
-              </w:rPr>
-              <w:t>totalBiaya</w:t>
-            </w:r>
-            <w:proofErr w:type="spellEnd"/>
-            <w:r>
-              <w:rPr>
-                <w:rFonts w:ascii="Courier New" w:eastAsia="Courier New" w:hAnsi="Courier New" w:cs="Courier New"/>
-                <w:i/>
-                <w:iCs/>
-                <w:color w:val="808080"/>
-                <w:sz w:val="20"/>
-                <w:szCs w:val="20"/>
-              </w:rPr>
-              <w:t>);</w:t>
+              <w:t>");</w:t>
             </w:r>
           </w:p>
           <w:p>
@@ -2005,6 +1923,36 @@
         </w:tc>
       </w:tr>
     </w:tbl>
+    <w:p>
+      <w:pPr>
+        <w:spacing w:after="200"/>
+      </w:pPr>
+    </w:p>
+    <w:p>
+      <w:pPr>
+        <w:spacing w:after="200"/>
+      </w:pPr>
+    </w:p>
+    <w:p>
+      <w:pPr>
+        <w:spacing w:after="200"/>
+      </w:pPr>
+    </w:p>
+    <w:p>
+      <w:pPr>
+        <w:spacing w:after="200"/>
+      </w:pPr>
+    </w:p>
+    <w:p>
+      <w:pPr>
+        <w:spacing w:after="200"/>
+      </w:pPr>
+    </w:p>
+    <w:p>
+      <w:pPr>
+        <w:spacing w:after="200"/>
+      </w:pPr>
+    </w:p>
     <w:p>
       <w:pPr>
         <w:spacing w:after="200"/>
@@ -2049,11 +1997,12 @@
           <w:b/>
           <w:bCs/>
         </w:rPr>
+        <w:lastRenderedPageBreak/>
         <w:drawing>
-          <wp:inline distT="0" distB="0" distL="0" distR="0" wp14:anchorId="5747EBB1" wp14:editId="7D29D205">
-            <wp:extent cx="4010585" cy="752580"/>
-            <wp:effectExtent l="0" t="0" r="9525" b="9525"/>
-            <wp:docPr id="848147879" name="Picture 1"/>
+          <wp:inline distT="0" distB="0" distL="0" distR="0" wp14:anchorId="55517474" wp14:editId="5AEB7EE0">
+            <wp:extent cx="3069203" cy="1209675"/>
+            <wp:effectExtent l="0" t="0" r="0" b="0"/>
+            <wp:docPr id="211606735" name="Picture 1"/>
             <wp:cNvGraphicFramePr>
               <a:graphicFrameLocks xmlns:a="http://schemas.openxmlformats.org/drawingml/2006/main" noChangeAspect="1"/>
             </wp:cNvGraphicFramePr>
@@ -2061,11 +2010,71 @@
               <a:graphicData uri="http://schemas.openxmlformats.org/drawingml/2006/picture">
                 <pic:pic xmlns:pic="http://schemas.openxmlformats.org/drawingml/2006/picture">
                   <pic:nvPicPr>
-                    <pic:cNvPr id="848147879" name=""/>
+                    <pic:cNvPr id="211606735" name=""/>
+                    <pic:cNvPicPr/>
+                  </pic:nvPicPr>
+                  <pic:blipFill rotWithShape="1">
+                    <a:blip r:embed="rId8"/>
+                    <a:srcRect r="9232"/>
+                    <a:stretch>
+                      <a:fillRect/>
+                    </a:stretch>
+                  </pic:blipFill>
+                  <pic:spPr bwMode="auto">
+                    <a:xfrm>
+                      <a:off x="0" y="0"/>
+                      <a:ext cx="3069632" cy="1209844"/>
+                    </a:xfrm>
+                    <a:prstGeom prst="rect">
+                      <a:avLst/>
+                    </a:prstGeom>
+                    <a:ln>
+                      <a:noFill/>
+                    </a:ln>
+                    <a:extLst>
+                      <a:ext uri="{53640926-AAD7-44D8-BBD7-CCE9431645EC}">
+                        <a14:shadowObscured xmlns:a14="http://schemas.microsoft.com/office/drawing/2010/main"/>
+                      </a:ext>
+                    </a:extLst>
+                  </pic:spPr>
+                </pic:pic>
+              </a:graphicData>
+            </a:graphic>
+          </wp:inline>
+        </w:drawing>
+      </w:r>
+    </w:p>
+    <w:p>
+      <w:pPr>
+        <w:spacing w:after="200"/>
+        <w:ind w:firstLine="720"/>
+        <w:rPr>
+          <w:b/>
+          <w:bCs/>
+        </w:rPr>
+      </w:pPr>
+      <w:r>
+        <w:rPr>
+          <w:b/>
+          <w:bCs/>
+        </w:rPr>
+        <w:drawing>
+          <wp:inline distT="0" distB="0" distL="0" distR="0" wp14:anchorId="4F66B7B8" wp14:editId="32A2F339">
+            <wp:extent cx="3134162" cy="1247949"/>
+            <wp:effectExtent l="0" t="0" r="9525" b="9525"/>
+            <wp:docPr id="165136637" name="Picture 1"/>
+            <wp:cNvGraphicFramePr>
+              <a:graphicFrameLocks xmlns:a="http://schemas.openxmlformats.org/drawingml/2006/main" noChangeAspect="1"/>
+            </wp:cNvGraphicFramePr>
+            <a:graphic xmlns:a="http://schemas.openxmlformats.org/drawingml/2006/main">
+              <a:graphicData uri="http://schemas.openxmlformats.org/drawingml/2006/picture">
+                <pic:pic xmlns:pic="http://schemas.openxmlformats.org/drawingml/2006/picture">
+                  <pic:nvPicPr>
+                    <pic:cNvPr id="165136637" name=""/>
                     <pic:cNvPicPr/>
                   </pic:nvPicPr>
                   <pic:blipFill>
-                    <a:blip r:embed="rId8"/>
+                    <a:blip r:embed="rId9"/>
                     <a:stretch>
                       <a:fillRect/>
                     </a:stretch>
@@ -2073,7 +2082,7 @@
                   <pic:spPr>
                     <a:xfrm>
                       <a:off x="0" y="0"/>
-                      <a:ext cx="4010585" cy="752580"/>
+                      <a:ext cx="3134162" cy="1247949"/>
                     </a:xfrm>
                     <a:prstGeom prst="rect">
                       <a:avLst/>
@@ -2089,11 +2098,105 @@
     <w:p>
       <w:pPr>
         <w:spacing w:after="200"/>
+        <w:ind w:firstLine="720"/>
         <w:rPr>
           <w:b/>
           <w:bCs/>
         </w:rPr>
       </w:pPr>
+      <w:r>
+        <w:rPr>
+          <w:b/>
+          <w:bCs/>
+        </w:rPr>
+        <w:drawing>
+          <wp:inline distT="0" distB="0" distL="0" distR="0" wp14:anchorId="5068004B" wp14:editId="40E01357">
+            <wp:extent cx="3267531" cy="1219370"/>
+            <wp:effectExtent l="0" t="0" r="9525" b="0"/>
+            <wp:docPr id="1042795661" name="Picture 1"/>
+            <wp:cNvGraphicFramePr>
+              <a:graphicFrameLocks xmlns:a="http://schemas.openxmlformats.org/drawingml/2006/main" noChangeAspect="1"/>
+            </wp:cNvGraphicFramePr>
+            <a:graphic xmlns:a="http://schemas.openxmlformats.org/drawingml/2006/main">
+              <a:graphicData uri="http://schemas.openxmlformats.org/drawingml/2006/picture">
+                <pic:pic xmlns:pic="http://schemas.openxmlformats.org/drawingml/2006/picture">
+                  <pic:nvPicPr>
+                    <pic:cNvPr id="1042795661" name=""/>
+                    <pic:cNvPicPr/>
+                  </pic:nvPicPr>
+                  <pic:blipFill>
+                    <a:blip r:embed="rId10"/>
+                    <a:stretch>
+                      <a:fillRect/>
+                    </a:stretch>
+                  </pic:blipFill>
+                  <pic:spPr>
+                    <a:xfrm>
+                      <a:off x="0" y="0"/>
+                      <a:ext cx="3267531" cy="1219370"/>
+                    </a:xfrm>
+                    <a:prstGeom prst="rect">
+                      <a:avLst/>
+                    </a:prstGeom>
+                  </pic:spPr>
+                </pic:pic>
+              </a:graphicData>
+            </a:graphic>
+          </wp:inline>
+        </w:drawing>
+      </w:r>
+    </w:p>
+    <w:p>
+      <w:pPr>
+        <w:spacing w:after="200"/>
+        <w:ind w:firstLine="720"/>
+        <w:rPr>
+          <w:b/>
+          <w:bCs/>
+        </w:rPr>
+      </w:pPr>
+      <w:r>
+        <w:rPr>
+          <w:b/>
+          <w:bCs/>
+          <w:noProof/>
+        </w:rPr>
+        <w:drawing>
+          <wp:inline distT="0" distB="0" distL="0" distR="0" wp14:anchorId="0CB3C727" wp14:editId="67EBCA47">
+            <wp:extent cx="2838846" cy="790685"/>
+            <wp:effectExtent l="0" t="0" r="0" b="9525"/>
+            <wp:docPr id="961379159" name="Picture 1"/>
+            <wp:cNvGraphicFramePr>
+              <a:graphicFrameLocks xmlns:a="http://schemas.openxmlformats.org/drawingml/2006/main" noChangeAspect="1"/>
+            </wp:cNvGraphicFramePr>
+            <a:graphic xmlns:a="http://schemas.openxmlformats.org/drawingml/2006/main">
+              <a:graphicData uri="http://schemas.openxmlformats.org/drawingml/2006/picture">
+                <pic:pic xmlns:pic="http://schemas.openxmlformats.org/drawingml/2006/picture">
+                  <pic:nvPicPr>
+                    <pic:cNvPr id="961379159" name=""/>
+                    <pic:cNvPicPr/>
+                  </pic:nvPicPr>
+                  <pic:blipFill>
+                    <a:blip r:embed="rId11"/>
+                    <a:stretch>
+                      <a:fillRect/>
+                    </a:stretch>
+                  </pic:blipFill>
+                  <pic:spPr>
+                    <a:xfrm>
+                      <a:off x="0" y="0"/>
+                      <a:ext cx="2838846" cy="790685"/>
+                    </a:xfrm>
+                    <a:prstGeom prst="rect">
+                      <a:avLst/>
+                    </a:prstGeom>
+                  </pic:spPr>
+                </pic:pic>
+              </a:graphicData>
+            </a:graphic>
+          </wp:inline>
+        </w:drawing>
+      </w:r>
     </w:p>
     <w:p>
       <w:pPr>
@@ -2106,14 +2209,12 @@
     </w:p>
     <w:p>
       <w:pPr>
-        <w:pStyle w:val="ListParagraph"/>
         <w:spacing w:before="240" w:after="100"/>
-        <w:ind w:left="720"/>
       </w:pPr>
     </w:p>
     <w:sectPr>
-      <w:headerReference w:type="default" r:id="rId9"/>
-      <w:footerReference w:type="default" r:id="rId10"/>
+      <w:headerReference w:type="default" r:id="rId12"/>
+      <w:footerReference w:type="default" r:id="rId13"/>
       <w:pgSz w:w="12240" w:h="15840"/>
       <w:pgMar w:top="1440" w:right="1440" w:bottom="1440" w:left="1440" w:header="708" w:footer="708" w:gutter="0"/>
       <w:cols w:space="720"/>
@@ -4840,6 +4941,7 @@
   <w:style w:type="character" w:default="1" w:styleId="DefaultParagraphFont">
     <w:name w:val="Default Paragraph Font"/>
     <w:uiPriority w:val="1"/>
+    <w:semiHidden/>
     <w:unhideWhenUsed/>
   </w:style>
   <w:style w:type="table" w:default="1" w:styleId="TableNormal">
